--- a/documents/templates/2_sale(Договор комиссии).docx
+++ b/documents/templates/2_sale(Договор комиссии).docx
@@ -3028,7 +3028,7 @@
                 <w:szCs w:val="18"/>
                 <w:lang w:val="en-US"/>
               </w:rPr>
-              <w:t>{{</w:t>
+              <w:t xml:space="preserve">{% if </w:t>
             </w:r>
             <w:proofErr w:type="spellStart"/>
             <w:r>
@@ -3037,25 +3037,7 @@
                 <w:szCs w:val="18"/>
                 <w:lang w:val="en-US"/>
               </w:rPr>
-              <w:t>pts</w:t>
-            </w:r>
-            <w:r>
-              <w:rPr>
-                <w:b/>
-                <w:bCs/>
-                <w:sz w:val="18"/>
-                <w:szCs w:val="18"/>
-                <w:lang w:val="en-US"/>
-              </w:rPr>
-              <w:t>_</w:t>
-            </w:r>
-            <w:r>
-              <w:rPr>
-                <w:sz w:val="18"/>
-                <w:szCs w:val="18"/>
-                <w:lang w:val="en-US"/>
-              </w:rPr>
-              <w:t>id</w:t>
+              <w:t>pts_id</w:t>
             </w:r>
             <w:proofErr w:type="spellEnd"/>
             <w:r>
@@ -3064,7 +3046,79 @@
                 <w:szCs w:val="18"/>
                 <w:lang w:val="en-US"/>
               </w:rPr>
-              <w:t xml:space="preserve">}} </w:t>
+              <w:t xml:space="preserve"> </w:t>
+            </w:r>
+            <w:proofErr w:type="gramStart"/>
+            <w:r>
+              <w:rPr>
+                <w:sz w:val="18"/>
+                <w:szCs w:val="18"/>
+                <w:lang w:val="en-US"/>
+              </w:rPr>
+              <w:t>%}{</w:t>
+            </w:r>
+            <w:proofErr w:type="gramEnd"/>
+            <w:r>
+              <w:rPr>
+                <w:sz w:val="18"/>
+                <w:szCs w:val="18"/>
+                <w:lang w:val="en-US"/>
+              </w:rPr>
+              <w:t xml:space="preserve">{ </w:t>
+            </w:r>
+            <w:proofErr w:type="spellStart"/>
+            <w:r>
+              <w:rPr>
+                <w:sz w:val="18"/>
+                <w:szCs w:val="18"/>
+                <w:lang w:val="en-US"/>
+              </w:rPr>
+              <w:t>pts_id</w:t>
+            </w:r>
+            <w:proofErr w:type="spellEnd"/>
+            <w:r>
+              <w:rPr>
+                <w:sz w:val="18"/>
+                <w:szCs w:val="18"/>
+                <w:lang w:val="en-US"/>
+              </w:rPr>
+              <w:t xml:space="preserve"> }}{% endif %}{% if </w:t>
+            </w:r>
+            <w:proofErr w:type="spellStart"/>
+            <w:r>
+              <w:rPr>
+                <w:sz w:val="18"/>
+                <w:szCs w:val="18"/>
+                <w:lang w:val="en-US"/>
+              </w:rPr>
+              <w:t>pts_date</w:t>
+            </w:r>
+            <w:proofErr w:type="spellEnd"/>
+            <w:r>
+              <w:rPr>
+                <w:sz w:val="18"/>
+                <w:szCs w:val="18"/>
+                <w:lang w:val="en-US"/>
+              </w:rPr>
+              <w:t xml:space="preserve"> and </w:t>
+            </w:r>
+            <w:proofErr w:type="spellStart"/>
+            <w:r>
+              <w:rPr>
+                <w:sz w:val="18"/>
+                <w:szCs w:val="18"/>
+                <w:lang w:val="en-US"/>
+              </w:rPr>
+              <w:t>pts_id</w:t>
+            </w:r>
+            <w:proofErr w:type="spellEnd"/>
+            <w:r>
+              <w:rPr>
+                <w:sz w:val="18"/>
+                <w:szCs w:val="18"/>
+                <w:lang w:val="en-US"/>
+              </w:rPr>
+              <w:t xml:space="preserve"> %} </w:t>
             </w:r>
             <w:r>
               <w:rPr>
@@ -3079,15 +3133,7 @@
                 <w:szCs w:val="18"/>
                 <w:lang w:val="en-US"/>
               </w:rPr>
-              <w:t xml:space="preserve"> </w:t>
-            </w:r>
-            <w:r>
-              <w:rPr>
-                <w:sz w:val="18"/>
-                <w:szCs w:val="18"/>
-                <w:lang w:val="en-US"/>
-              </w:rPr>
-              <w:t>{{</w:t>
+              <w:t xml:space="preserve"> {{ </w:t>
             </w:r>
             <w:proofErr w:type="spellStart"/>
             <w:r>
@@ -3105,7 +3151,40 @@
                 <w:szCs w:val="18"/>
                 <w:lang w:val="en-US"/>
               </w:rPr>
-              <w:t>}}</w:t>
+              <w:t xml:space="preserve"> }}{% endif %}{% if not </w:t>
+            </w:r>
+            <w:proofErr w:type="spellStart"/>
+            <w:r>
+              <w:rPr>
+                <w:sz w:val="18"/>
+                <w:szCs w:val="18"/>
+                <w:lang w:val="en-US"/>
+              </w:rPr>
+              <w:t>pts_id</w:t>
+            </w:r>
+            <w:proofErr w:type="spellEnd"/>
+            <w:r>
+              <w:rPr>
+                <w:sz w:val="18"/>
+                <w:szCs w:val="18"/>
+                <w:lang w:val="en-US"/>
+              </w:rPr>
+              <w:t xml:space="preserve"> %}</w:t>
+            </w:r>
+            <w:r>
+              <w:rPr>
+                <w:sz w:val="18"/>
+                <w:szCs w:val="18"/>
+              </w:rPr>
+              <w:t>Отсутствует</w:t>
+            </w:r>
+            <w:r>
+              <w:rPr>
+                <w:sz w:val="18"/>
+                <w:szCs w:val="18"/>
+                <w:lang w:val="en-US"/>
+              </w:rPr>
+              <w:t>{% endif %}</w:t>
             </w:r>
           </w:p>
         </w:tc>
@@ -3202,6 +3281,60 @@
                 <w:szCs w:val="18"/>
                 <w:lang w:val="en-US"/>
               </w:rPr>
+              <w:t xml:space="preserve"> </w:t>
+            </w:r>
+            <w:proofErr w:type="gramStart"/>
+            <w:r>
+              <w:rPr>
+                <w:sz w:val="18"/>
+                <w:szCs w:val="18"/>
+                <w:lang w:val="en-US"/>
+              </w:rPr>
+              <w:t>%}{</w:t>
+            </w:r>
+            <w:proofErr w:type="gramEnd"/>
+            <w:r>
+              <w:rPr>
+                <w:sz w:val="18"/>
+                <w:szCs w:val="18"/>
+                <w:lang w:val="en-US"/>
+              </w:rPr>
+              <w:t xml:space="preserve">{ </w:t>
+            </w:r>
+            <w:proofErr w:type="spellStart"/>
+            <w:r>
+              <w:rPr>
+                <w:sz w:val="18"/>
+                <w:szCs w:val="18"/>
+                <w:lang w:val="en-US"/>
+              </w:rPr>
+              <w:t>sts_id</w:t>
+            </w:r>
+            <w:proofErr w:type="spellEnd"/>
+            <w:r>
+              <w:rPr>
+                <w:sz w:val="18"/>
+                <w:szCs w:val="18"/>
+                <w:lang w:val="en-US"/>
+              </w:rPr>
+              <w:t xml:space="preserve"> }}{% endif %}{% if </w:t>
+            </w:r>
+            <w:proofErr w:type="spellStart"/>
+            <w:r>
+              <w:rPr>
+                <w:sz w:val="18"/>
+                <w:szCs w:val="18"/>
+                <w:lang w:val="en-US"/>
+              </w:rPr>
+              <w:t>sts_date</w:t>
+            </w:r>
+            <w:proofErr w:type="spellEnd"/>
+            <w:r>
+              <w:rPr>
+                <w:sz w:val="18"/>
+                <w:szCs w:val="18"/>
+                <w:lang w:val="en-US"/>
+              </w:rPr>
               <w:t xml:space="preserve"> and </w:t>
             </w:r>
             <w:proofErr w:type="spellStart"/>
@@ -3211,6 +3344,39 @@
                 <w:szCs w:val="18"/>
                 <w:lang w:val="en-US"/>
               </w:rPr>
+              <w:t>sts_id</w:t>
+            </w:r>
+            <w:proofErr w:type="spellEnd"/>
+            <w:r>
+              <w:rPr>
+                <w:sz w:val="18"/>
+                <w:szCs w:val="18"/>
+                <w:lang w:val="en-US"/>
+              </w:rPr>
+              <w:t xml:space="preserve"> %} </w:t>
+            </w:r>
+            <w:r>
+              <w:rPr>
+                <w:sz w:val="18"/>
+                <w:szCs w:val="18"/>
+              </w:rPr>
+              <w:t>от</w:t>
+            </w:r>
+            <w:r>
+              <w:rPr>
+                <w:sz w:val="18"/>
+                <w:szCs w:val="18"/>
+                <w:lang w:val="en-US"/>
+              </w:rPr>
+              <w:t xml:space="preserve"> {{ </w:t>
+            </w:r>
+            <w:proofErr w:type="spellStart"/>
+            <w:r>
+              <w:rPr>
+                <w:sz w:val="18"/>
+                <w:szCs w:val="18"/>
+                <w:lang w:val="en-US"/>
+              </w:rPr>
               <w:t>sts_date</w:t>
             </w:r>
             <w:proofErr w:type="spellEnd"/>
@@ -3220,25 +3386,7 @@
                 <w:szCs w:val="18"/>
                 <w:lang w:val="en-US"/>
               </w:rPr>
-              <w:t xml:space="preserve"> </w:t>
-            </w:r>
-            <w:proofErr w:type="gramStart"/>
-            <w:r>
-              <w:rPr>
-                <w:sz w:val="18"/>
-                <w:szCs w:val="18"/>
-                <w:lang w:val="en-US"/>
-              </w:rPr>
-              <w:t>%}{</w:t>
-            </w:r>
-            <w:proofErr w:type="gramEnd"/>
-            <w:r>
-              <w:rPr>
-                <w:sz w:val="18"/>
-                <w:szCs w:val="18"/>
-                <w:lang w:val="en-US"/>
-              </w:rPr>
-              <w:t xml:space="preserve">{ </w:t>
+              <w:t xml:space="preserve"> }}{% endif %}{% if not </w:t>
             </w:r>
             <w:proofErr w:type="spellStart"/>
             <w:r>
@@ -3256,40 +3404,7 @@
                 <w:szCs w:val="18"/>
                 <w:lang w:val="en-US"/>
               </w:rPr>
-              <w:t xml:space="preserve"> }} </w:t>
-            </w:r>
-            <w:r>
-              <w:rPr>
-                <w:sz w:val="18"/>
-                <w:szCs w:val="18"/>
-              </w:rPr>
-              <w:t>от</w:t>
-            </w:r>
-            <w:r>
-              <w:rPr>
-                <w:sz w:val="18"/>
-                <w:szCs w:val="18"/>
-                <w:lang w:val="en-US"/>
-              </w:rPr>
-              <w:t xml:space="preserve"> {{ </w:t>
-            </w:r>
-            <w:proofErr w:type="spellStart"/>
-            <w:r>
-              <w:rPr>
-                <w:sz w:val="18"/>
-                <w:szCs w:val="18"/>
-                <w:lang w:val="en-US"/>
-              </w:rPr>
-              <w:t>sts_date</w:t>
-            </w:r>
-            <w:proofErr w:type="spellEnd"/>
-            <w:r>
-              <w:rPr>
-                <w:sz w:val="18"/>
-                <w:szCs w:val="18"/>
-                <w:lang w:val="en-US"/>
-              </w:rPr>
-              <w:t xml:space="preserve"> }}{% else %}</w:t>
+              <w:t xml:space="preserve"> %}</w:t>
             </w:r>
             <w:r>
               <w:rPr>
@@ -5816,7 +5931,38 @@
           <w:sz w:val="18"/>
           <w:szCs w:val="18"/>
         </w:rPr>
-        <w:t xml:space="preserve">7.6. Во всем остальном, что не урегулировано Договором, Стороны руководствуются </w:t>
+        <w:t>7.6. Стороны признают юридическую силу документов (договор, акт, дополнительное соглашение), подписанных с использованием факсимильного воспроизведения подписи уполномоченных лиц.</w:t>
+      </w:r>
+    </w:p>
+    <w:p>
+      <w:pPr>
+        <w:spacing w:line="23" w:lineRule="atLeast"/>
+        <w:ind w:firstLine="0"/>
+        <w:rPr>
+          <w:sz w:val="18"/>
+          <w:szCs w:val="18"/>
+        </w:rPr>
+      </w:pPr>
+      <w:r>
+        <w:rPr>
+          <w:sz w:val="18"/>
+          <w:szCs w:val="18"/>
+        </w:rPr>
+        <w:t>7.</w:t>
+      </w:r>
+      <w:r>
+        <w:rPr>
+          <w:sz w:val="18"/>
+          <w:szCs w:val="18"/>
+        </w:rPr>
+        <w:t>7</w:t>
+      </w:r>
+      <w:r>
+        <w:rPr>
+          <w:sz w:val="18"/>
+          <w:szCs w:val="18"/>
+        </w:rPr>
+        <w:t xml:space="preserve">. Во всем остальном, что не урегулировано Договором, Стороны руководствуются </w:t>
       </w:r>
       <w:r>
         <w:rPr>
@@ -11122,7 +11268,7 @@
                 <w:szCs w:val="18"/>
                 <w:lang w:val="en-US"/>
               </w:rPr>
-              <w:t>{{</w:t>
+              <w:t xml:space="preserve">{% if </w:t>
             </w:r>
             <w:proofErr w:type="spellStart"/>
             <w:r>
@@ -11131,25 +11277,7 @@
                 <w:szCs w:val="18"/>
                 <w:lang w:val="en-US"/>
               </w:rPr>
-              <w:t>pts</w:t>
-            </w:r>
-            <w:r>
-              <w:rPr>
-                <w:b/>
-                <w:bCs/>
-                <w:sz w:val="18"/>
-                <w:szCs w:val="18"/>
-                <w:lang w:val="en-US"/>
-              </w:rPr>
-              <w:t>_</w:t>
-            </w:r>
-            <w:r>
-              <w:rPr>
-                <w:sz w:val="18"/>
-                <w:szCs w:val="18"/>
-                <w:lang w:val="en-US"/>
-              </w:rPr>
-              <w:t>id</w:t>
+              <w:t>pts_id</w:t>
             </w:r>
             <w:proofErr w:type="spellEnd"/>
             <w:r>
@@ -11158,7 +11286,79 @@
                 <w:szCs w:val="18"/>
                 <w:lang w:val="en-US"/>
               </w:rPr>
-              <w:t xml:space="preserve">}} </w:t>
+              <w:t xml:space="preserve"> </w:t>
+            </w:r>
+            <w:proofErr w:type="gramStart"/>
+            <w:r>
+              <w:rPr>
+                <w:sz w:val="18"/>
+                <w:szCs w:val="18"/>
+                <w:lang w:val="en-US"/>
+              </w:rPr>
+              <w:t>%}{</w:t>
+            </w:r>
+            <w:proofErr w:type="gramEnd"/>
+            <w:r>
+              <w:rPr>
+                <w:sz w:val="18"/>
+                <w:szCs w:val="18"/>
+                <w:lang w:val="en-US"/>
+              </w:rPr>
+              <w:t xml:space="preserve">{ </w:t>
+            </w:r>
+            <w:proofErr w:type="spellStart"/>
+            <w:r>
+              <w:rPr>
+                <w:sz w:val="18"/>
+                <w:szCs w:val="18"/>
+                <w:lang w:val="en-US"/>
+              </w:rPr>
+              <w:t>pts_id</w:t>
+            </w:r>
+            <w:proofErr w:type="spellEnd"/>
+            <w:r>
+              <w:rPr>
+                <w:sz w:val="18"/>
+                <w:szCs w:val="18"/>
+                <w:lang w:val="en-US"/>
+              </w:rPr>
+              <w:t xml:space="preserve"> }}{% endif %}{% if </w:t>
+            </w:r>
+            <w:proofErr w:type="spellStart"/>
+            <w:r>
+              <w:rPr>
+                <w:sz w:val="18"/>
+                <w:szCs w:val="18"/>
+                <w:lang w:val="en-US"/>
+              </w:rPr>
+              <w:t>pts_date</w:t>
+            </w:r>
+            <w:proofErr w:type="spellEnd"/>
+            <w:r>
+              <w:rPr>
+                <w:sz w:val="18"/>
+                <w:szCs w:val="18"/>
+                <w:lang w:val="en-US"/>
+              </w:rPr>
+              <w:t xml:space="preserve"> and </w:t>
+            </w:r>
+            <w:proofErr w:type="spellStart"/>
+            <w:r>
+              <w:rPr>
+                <w:sz w:val="18"/>
+                <w:szCs w:val="18"/>
+                <w:lang w:val="en-US"/>
+              </w:rPr>
+              <w:t>pts_id</w:t>
+            </w:r>
+            <w:proofErr w:type="spellEnd"/>
+            <w:r>
+              <w:rPr>
+                <w:sz w:val="18"/>
+                <w:szCs w:val="18"/>
+                <w:lang w:val="en-US"/>
+              </w:rPr>
+              <w:t xml:space="preserve"> %} </w:t>
             </w:r>
             <w:r>
               <w:rPr>
@@ -11173,7 +11373,7 @@
                 <w:szCs w:val="18"/>
                 <w:lang w:val="en-US"/>
               </w:rPr>
-              <w:t xml:space="preserve"> {{</w:t>
+              <w:t xml:space="preserve"> {{ </w:t>
             </w:r>
             <w:proofErr w:type="spellStart"/>
             <w:r>
@@ -11191,7 +11391,40 @@
                 <w:szCs w:val="18"/>
                 <w:lang w:val="en-US"/>
               </w:rPr>
-              <w:t>}}</w:t>
+              <w:t xml:space="preserve"> }}{% endif %}{% if not </w:t>
+            </w:r>
+            <w:proofErr w:type="spellStart"/>
+            <w:r>
+              <w:rPr>
+                <w:sz w:val="18"/>
+                <w:szCs w:val="18"/>
+                <w:lang w:val="en-US"/>
+              </w:rPr>
+              <w:t>pts_id</w:t>
+            </w:r>
+            <w:proofErr w:type="spellEnd"/>
+            <w:r>
+              <w:rPr>
+                <w:sz w:val="18"/>
+                <w:szCs w:val="18"/>
+                <w:lang w:val="en-US"/>
+              </w:rPr>
+              <w:t xml:space="preserve"> %}</w:t>
+            </w:r>
+            <w:r>
+              <w:rPr>
+                <w:sz w:val="18"/>
+                <w:szCs w:val="18"/>
+              </w:rPr>
+              <w:t>Отсутствует</w:t>
+            </w:r>
+            <w:r>
+              <w:rPr>
+                <w:sz w:val="18"/>
+                <w:szCs w:val="18"/>
+                <w:lang w:val="en-US"/>
+              </w:rPr>
+              <w:t>{% endif %}</w:t>
             </w:r>
           </w:p>
         </w:tc>
@@ -11288,6 +11521,60 @@
                 <w:szCs w:val="18"/>
                 <w:lang w:val="en-US"/>
               </w:rPr>
+              <w:t xml:space="preserve"> </w:t>
+            </w:r>
+            <w:proofErr w:type="gramStart"/>
+            <w:r>
+              <w:rPr>
+                <w:sz w:val="18"/>
+                <w:szCs w:val="18"/>
+                <w:lang w:val="en-US"/>
+              </w:rPr>
+              <w:t>%}{</w:t>
+            </w:r>
+            <w:proofErr w:type="gramEnd"/>
+            <w:r>
+              <w:rPr>
+                <w:sz w:val="18"/>
+                <w:szCs w:val="18"/>
+                <w:lang w:val="en-US"/>
+              </w:rPr>
+              <w:t xml:space="preserve">{ </w:t>
+            </w:r>
+            <w:proofErr w:type="spellStart"/>
+            <w:r>
+              <w:rPr>
+                <w:sz w:val="18"/>
+                <w:szCs w:val="18"/>
+                <w:lang w:val="en-US"/>
+              </w:rPr>
+              <w:t>sts_id</w:t>
+            </w:r>
+            <w:proofErr w:type="spellEnd"/>
+            <w:r>
+              <w:rPr>
+                <w:sz w:val="18"/>
+                <w:szCs w:val="18"/>
+                <w:lang w:val="en-US"/>
+              </w:rPr>
+              <w:t xml:space="preserve"> }}{% endif %}{% if </w:t>
+            </w:r>
+            <w:proofErr w:type="spellStart"/>
+            <w:r>
+              <w:rPr>
+                <w:sz w:val="18"/>
+                <w:szCs w:val="18"/>
+                <w:lang w:val="en-US"/>
+              </w:rPr>
+              <w:t>sts_date</w:t>
+            </w:r>
+            <w:proofErr w:type="spellEnd"/>
+            <w:r>
+              <w:rPr>
+                <w:sz w:val="18"/>
+                <w:szCs w:val="18"/>
+                <w:lang w:val="en-US"/>
+              </w:rPr>
               <w:t xml:space="preserve"> and </w:t>
             </w:r>
             <w:proofErr w:type="spellStart"/>
@@ -11297,6 +11584,39 @@
                 <w:szCs w:val="18"/>
                 <w:lang w:val="en-US"/>
               </w:rPr>
+              <w:t>sts_id</w:t>
+            </w:r>
+            <w:proofErr w:type="spellEnd"/>
+            <w:r>
+              <w:rPr>
+                <w:sz w:val="18"/>
+                <w:szCs w:val="18"/>
+                <w:lang w:val="en-US"/>
+              </w:rPr>
+              <w:t xml:space="preserve"> %} </w:t>
+            </w:r>
+            <w:r>
+              <w:rPr>
+                <w:sz w:val="18"/>
+                <w:szCs w:val="18"/>
+              </w:rPr>
+              <w:t>от</w:t>
+            </w:r>
+            <w:r>
+              <w:rPr>
+                <w:sz w:val="18"/>
+                <w:szCs w:val="18"/>
+                <w:lang w:val="en-US"/>
+              </w:rPr>
+              <w:t xml:space="preserve"> {{ </w:t>
+            </w:r>
+            <w:proofErr w:type="spellStart"/>
+            <w:r>
+              <w:rPr>
+                <w:sz w:val="18"/>
+                <w:szCs w:val="18"/>
+                <w:lang w:val="en-US"/>
+              </w:rPr>
               <w:t>sts_date</w:t>
             </w:r>
             <w:proofErr w:type="spellEnd"/>
@@ -11306,25 +11626,7 @@
                 <w:szCs w:val="18"/>
                 <w:lang w:val="en-US"/>
               </w:rPr>
-              <w:t xml:space="preserve"> </w:t>
-            </w:r>
-            <w:proofErr w:type="gramStart"/>
-            <w:r>
-              <w:rPr>
-                <w:sz w:val="18"/>
-                <w:szCs w:val="18"/>
-                <w:lang w:val="en-US"/>
-              </w:rPr>
-              <w:t>%}{</w:t>
-            </w:r>
-            <w:proofErr w:type="gramEnd"/>
-            <w:r>
-              <w:rPr>
-                <w:sz w:val="18"/>
-                <w:szCs w:val="18"/>
-                <w:lang w:val="en-US"/>
-              </w:rPr>
-              <w:t xml:space="preserve">{ </w:t>
+              <w:t xml:space="preserve"> }}{% endif %}{% if not </w:t>
             </w:r>
             <w:proofErr w:type="spellStart"/>
             <w:r>
@@ -11342,40 +11644,7 @@
                 <w:szCs w:val="18"/>
                 <w:lang w:val="en-US"/>
               </w:rPr>
-              <w:t xml:space="preserve"> }} </w:t>
-            </w:r>
-            <w:r>
-              <w:rPr>
-                <w:sz w:val="18"/>
-                <w:szCs w:val="18"/>
-              </w:rPr>
-              <w:t>от</w:t>
-            </w:r>
-            <w:r>
-              <w:rPr>
-                <w:sz w:val="18"/>
-                <w:szCs w:val="18"/>
-                <w:lang w:val="en-US"/>
-              </w:rPr>
-              <w:t xml:space="preserve"> {{ </w:t>
-            </w:r>
-            <w:proofErr w:type="spellStart"/>
-            <w:r>
-              <w:rPr>
-                <w:sz w:val="18"/>
-                <w:szCs w:val="18"/>
-                <w:lang w:val="en-US"/>
-              </w:rPr>
-              <w:t>sts_date</w:t>
-            </w:r>
-            <w:proofErr w:type="spellEnd"/>
-            <w:r>
-              <w:rPr>
-                <w:sz w:val="18"/>
-                <w:szCs w:val="18"/>
-                <w:lang w:val="en-US"/>
-              </w:rPr>
-              <w:t xml:space="preserve"> }}{% else %}</w:t>
+              <w:t xml:space="preserve"> %}</w:t>
             </w:r>
             <w:r>
               <w:rPr>
@@ -11808,7 +12077,22 @@
           <w:sz w:val="18"/>
           <w:szCs w:val="18"/>
         </w:rPr>
-        <w:t>{{</w:t>
+        <w:t xml:space="preserve">{% </w:t>
+      </w:r>
+      <w:r>
+        <w:rPr>
+          <w:sz w:val="18"/>
+          <w:szCs w:val="18"/>
+          <w:lang w:val="en-US"/>
+        </w:rPr>
+        <w:t>if</w:t>
+      </w:r>
+      <w:r>
+        <w:rPr>
+          <w:sz w:val="18"/>
+          <w:szCs w:val="18"/>
+        </w:rPr>
+        <w:t xml:space="preserve"> </w:t>
       </w:r>
       <w:proofErr w:type="spellStart"/>
       <w:r>
@@ -11822,8 +12106,6 @@
       <w:proofErr w:type="spellEnd"/>
       <w:r>
         <w:rPr>
-          <w:b/>
-          <w:bCs/>
           <w:sz w:val="18"/>
           <w:szCs w:val="18"/>
         </w:rPr>
@@ -11842,7 +12124,23 @@
           <w:sz w:val="18"/>
           <w:szCs w:val="18"/>
         </w:rPr>
-        <w:t>}} от {{</w:t>
+        <w:t xml:space="preserve"> </w:t>
+      </w:r>
+      <w:proofErr w:type="gramStart"/>
+      <w:r>
+        <w:rPr>
+          <w:sz w:val="18"/>
+          <w:szCs w:val="18"/>
+        </w:rPr>
+        <w:t>%}{</w:t>
+      </w:r>
+      <w:proofErr w:type="gramEnd"/>
+      <w:r>
+        <w:rPr>
+          <w:sz w:val="18"/>
+          <w:szCs w:val="18"/>
+        </w:rPr>
+        <w:t xml:space="preserve">{ </w:t>
       </w:r>
       <w:proofErr w:type="spellStart"/>
       <w:r>
@@ -11867,6 +12165,68 @@
           <w:szCs w:val="18"/>
           <w:lang w:val="en-US"/>
         </w:rPr>
+        <w:t>id</w:t>
+      </w:r>
+      <w:r>
+        <w:rPr>
+          <w:sz w:val="18"/>
+          <w:szCs w:val="18"/>
+        </w:rPr>
+        <w:t xml:space="preserve"> }}{% </w:t>
+      </w:r>
+      <w:r>
+        <w:rPr>
+          <w:sz w:val="18"/>
+          <w:szCs w:val="18"/>
+          <w:lang w:val="en-US"/>
+        </w:rPr>
+        <w:t>endif</w:t>
+      </w:r>
+      <w:r>
+        <w:rPr>
+          <w:sz w:val="18"/>
+          <w:szCs w:val="18"/>
+        </w:rPr>
+        <w:t xml:space="preserve"> %}{% </w:t>
+      </w:r>
+      <w:r>
+        <w:rPr>
+          <w:sz w:val="18"/>
+          <w:szCs w:val="18"/>
+          <w:lang w:val="en-US"/>
+        </w:rPr>
+        <w:t>if</w:t>
+      </w:r>
+      <w:r>
+        <w:rPr>
+          <w:sz w:val="18"/>
+          <w:szCs w:val="18"/>
+        </w:rPr>
+        <w:t xml:space="preserve"> </w:t>
+      </w:r>
+      <w:proofErr w:type="spellStart"/>
+      <w:r>
+        <w:rPr>
+          <w:sz w:val="18"/>
+          <w:szCs w:val="18"/>
+          <w:lang w:val="en-US"/>
+        </w:rPr>
+        <w:t>sts</w:t>
+      </w:r>
+      <w:proofErr w:type="spellEnd"/>
+      <w:r>
+        <w:rPr>
+          <w:sz w:val="18"/>
+          <w:szCs w:val="18"/>
+        </w:rPr>
+        <w:t>_</w:t>
+      </w:r>
+      <w:r>
+        <w:rPr>
+          <w:sz w:val="18"/>
+          <w:szCs w:val="18"/>
+          <w:lang w:val="en-US"/>
+        </w:rPr>
         <w:t>date</w:t>
       </w:r>
       <w:r>
@@ -11874,7 +12234,178 @@
           <w:sz w:val="18"/>
           <w:szCs w:val="18"/>
         </w:rPr>
-        <w:t>}}</w:t>
+        <w:t xml:space="preserve"> </w:t>
+      </w:r>
+      <w:r>
+        <w:rPr>
+          <w:sz w:val="18"/>
+          <w:szCs w:val="18"/>
+          <w:lang w:val="en-US"/>
+        </w:rPr>
+        <w:t>and</w:t>
+      </w:r>
+      <w:r>
+        <w:rPr>
+          <w:sz w:val="18"/>
+          <w:szCs w:val="18"/>
+        </w:rPr>
+        <w:t xml:space="preserve"> </w:t>
+      </w:r>
+      <w:proofErr w:type="spellStart"/>
+      <w:r>
+        <w:rPr>
+          <w:sz w:val="18"/>
+          <w:szCs w:val="18"/>
+          <w:lang w:val="en-US"/>
+        </w:rPr>
+        <w:t>sts</w:t>
+      </w:r>
+      <w:proofErr w:type="spellEnd"/>
+      <w:r>
+        <w:rPr>
+          <w:sz w:val="18"/>
+          <w:szCs w:val="18"/>
+        </w:rPr>
+        <w:t>_</w:t>
+      </w:r>
+      <w:r>
+        <w:rPr>
+          <w:sz w:val="18"/>
+          <w:szCs w:val="18"/>
+          <w:lang w:val="en-US"/>
+        </w:rPr>
+        <w:t>id</w:t>
+      </w:r>
+      <w:r>
+        <w:rPr>
+          <w:sz w:val="18"/>
+          <w:szCs w:val="18"/>
+        </w:rPr>
+        <w:t xml:space="preserve"> %} от {{ </w:t>
+      </w:r>
+      <w:proofErr w:type="spellStart"/>
+      <w:r>
+        <w:rPr>
+          <w:sz w:val="18"/>
+          <w:szCs w:val="18"/>
+          <w:lang w:val="en-US"/>
+        </w:rPr>
+        <w:t>sts</w:t>
+      </w:r>
+      <w:proofErr w:type="spellEnd"/>
+      <w:r>
+        <w:rPr>
+          <w:sz w:val="18"/>
+          <w:szCs w:val="18"/>
+        </w:rPr>
+        <w:t>_</w:t>
+      </w:r>
+      <w:r>
+        <w:rPr>
+          <w:sz w:val="18"/>
+          <w:szCs w:val="18"/>
+          <w:lang w:val="en-US"/>
+        </w:rPr>
+        <w:t>date</w:t>
+      </w:r>
+      <w:r>
+        <w:rPr>
+          <w:sz w:val="18"/>
+          <w:szCs w:val="18"/>
+        </w:rPr>
+        <w:t xml:space="preserve"> }}{% </w:t>
+      </w:r>
+      <w:r>
+        <w:rPr>
+          <w:sz w:val="18"/>
+          <w:szCs w:val="18"/>
+          <w:lang w:val="en-US"/>
+        </w:rPr>
+        <w:t>endif</w:t>
+      </w:r>
+      <w:r>
+        <w:rPr>
+          <w:sz w:val="18"/>
+          <w:szCs w:val="18"/>
+        </w:rPr>
+        <w:t xml:space="preserve"> %}{% </w:t>
+      </w:r>
+      <w:r>
+        <w:rPr>
+          <w:sz w:val="18"/>
+          <w:szCs w:val="18"/>
+          <w:lang w:val="en-US"/>
+        </w:rPr>
+        <w:t>if</w:t>
+      </w:r>
+      <w:r>
+        <w:rPr>
+          <w:sz w:val="18"/>
+          <w:szCs w:val="18"/>
+        </w:rPr>
+        <w:t xml:space="preserve"> </w:t>
+      </w:r>
+      <w:r>
+        <w:rPr>
+          <w:sz w:val="18"/>
+          <w:szCs w:val="18"/>
+          <w:lang w:val="en-US"/>
+        </w:rPr>
+        <w:t>not</w:t>
+      </w:r>
+      <w:r>
+        <w:rPr>
+          <w:sz w:val="18"/>
+          <w:szCs w:val="18"/>
+        </w:rPr>
+        <w:t xml:space="preserve"> </w:t>
+      </w:r>
+      <w:proofErr w:type="spellStart"/>
+      <w:r>
+        <w:rPr>
+          <w:sz w:val="18"/>
+          <w:szCs w:val="18"/>
+          <w:lang w:val="en-US"/>
+        </w:rPr>
+        <w:t>sts</w:t>
+      </w:r>
+      <w:proofErr w:type="spellEnd"/>
+      <w:r>
+        <w:rPr>
+          <w:sz w:val="18"/>
+          <w:szCs w:val="18"/>
+        </w:rPr>
+        <w:t>_</w:t>
+      </w:r>
+      <w:r>
+        <w:rPr>
+          <w:sz w:val="18"/>
+          <w:szCs w:val="18"/>
+          <w:lang w:val="en-US"/>
+        </w:rPr>
+        <w:t>id</w:t>
+      </w:r>
+      <w:r>
+        <w:rPr>
+          <w:sz w:val="18"/>
+          <w:szCs w:val="18"/>
+        </w:rPr>
+        <w:t xml:space="preserve"> %}Отсутствует{% </w:t>
+      </w:r>
+      <w:r>
+        <w:rPr>
+          <w:sz w:val="18"/>
+          <w:szCs w:val="18"/>
+          <w:lang w:val="en-US"/>
+        </w:rPr>
+        <w:t>endif</w:t>
+      </w:r>
+      <w:r>
+        <w:rPr>
+          <w:sz w:val="18"/>
+          <w:szCs w:val="18"/>
+        </w:rPr>
+        <w:t xml:space="preserve"> %}</w:t>
       </w:r>
     </w:p>
     <w:p>
@@ -11909,7 +12440,22 @@
           <w:sz w:val="18"/>
           <w:szCs w:val="18"/>
         </w:rPr>
-        <w:t>{{</w:t>
+        <w:t xml:space="preserve">{% </w:t>
+      </w:r>
+      <w:r>
+        <w:rPr>
+          <w:sz w:val="18"/>
+          <w:szCs w:val="18"/>
+          <w:lang w:val="en-US"/>
+        </w:rPr>
+        <w:t>if</w:t>
+      </w:r>
+      <w:r>
+        <w:rPr>
+          <w:sz w:val="18"/>
+          <w:szCs w:val="18"/>
+        </w:rPr>
+        <w:t xml:space="preserve"> </w:t>
       </w:r>
       <w:r>
         <w:rPr>
@@ -11921,8 +12467,6 @@
       </w:r>
       <w:r>
         <w:rPr>
-          <w:b/>
-          <w:bCs/>
           <w:sz w:val="18"/>
           <w:szCs w:val="18"/>
         </w:rPr>
@@ -11941,7 +12485,23 @@
           <w:sz w:val="18"/>
           <w:szCs w:val="18"/>
         </w:rPr>
-        <w:t>}} от {{</w:t>
+        <w:t xml:space="preserve"> </w:t>
+      </w:r>
+      <w:proofErr w:type="gramStart"/>
+      <w:r>
+        <w:rPr>
+          <w:sz w:val="18"/>
+          <w:szCs w:val="18"/>
+        </w:rPr>
+        <w:t>%}{</w:t>
+      </w:r>
+      <w:proofErr w:type="gramEnd"/>
+      <w:r>
+        <w:rPr>
+          <w:sz w:val="18"/>
+          <w:szCs w:val="18"/>
+        </w:rPr>
+        <w:t xml:space="preserve">{ </w:t>
       </w:r>
       <w:r>
         <w:rPr>
@@ -11964,6 +12524,66 @@
           <w:szCs w:val="18"/>
           <w:lang w:val="en-US"/>
         </w:rPr>
+        <w:t>id</w:t>
+      </w:r>
+      <w:r>
+        <w:rPr>
+          <w:sz w:val="18"/>
+          <w:szCs w:val="18"/>
+        </w:rPr>
+        <w:t xml:space="preserve"> }}{% </w:t>
+      </w:r>
+      <w:r>
+        <w:rPr>
+          <w:sz w:val="18"/>
+          <w:szCs w:val="18"/>
+          <w:lang w:val="en-US"/>
+        </w:rPr>
+        <w:t>endif</w:t>
+      </w:r>
+      <w:r>
+        <w:rPr>
+          <w:sz w:val="18"/>
+          <w:szCs w:val="18"/>
+        </w:rPr>
+        <w:t xml:space="preserve"> %}{% </w:t>
+      </w:r>
+      <w:r>
+        <w:rPr>
+          <w:sz w:val="18"/>
+          <w:szCs w:val="18"/>
+          <w:lang w:val="en-US"/>
+        </w:rPr>
+        <w:t>if</w:t>
+      </w:r>
+      <w:r>
+        <w:rPr>
+          <w:sz w:val="18"/>
+          <w:szCs w:val="18"/>
+        </w:rPr>
+        <w:t xml:space="preserve"> </w:t>
+      </w:r>
+      <w:r>
+        <w:rPr>
+          <w:sz w:val="18"/>
+          <w:szCs w:val="18"/>
+          <w:lang w:val="en-US"/>
+        </w:rPr>
+        <w:t>pts</w:t>
+      </w:r>
+      <w:r>
+        <w:rPr>
+          <w:sz w:val="18"/>
+          <w:szCs w:val="18"/>
+        </w:rPr>
+        <w:t>_</w:t>
+      </w:r>
+      <w:r>
+        <w:rPr>
+          <w:sz w:val="18"/>
+          <w:szCs w:val="18"/>
+          <w:lang w:val="en-US"/>
+        </w:rPr>
         <w:t>date</w:t>
       </w:r>
       <w:r>
@@ -11971,7 +12591,172 @@
           <w:sz w:val="18"/>
           <w:szCs w:val="18"/>
         </w:rPr>
-        <w:t>}}</w:t>
+        <w:t xml:space="preserve"> </w:t>
+      </w:r>
+      <w:r>
+        <w:rPr>
+          <w:sz w:val="18"/>
+          <w:szCs w:val="18"/>
+          <w:lang w:val="en-US"/>
+        </w:rPr>
+        <w:t>and</w:t>
+      </w:r>
+      <w:r>
+        <w:rPr>
+          <w:sz w:val="18"/>
+          <w:szCs w:val="18"/>
+        </w:rPr>
+        <w:t xml:space="preserve"> </w:t>
+      </w:r>
+      <w:r>
+        <w:rPr>
+          <w:sz w:val="18"/>
+          <w:szCs w:val="18"/>
+          <w:lang w:val="en-US"/>
+        </w:rPr>
+        <w:t>pts</w:t>
+      </w:r>
+      <w:r>
+        <w:rPr>
+          <w:sz w:val="18"/>
+          <w:szCs w:val="18"/>
+        </w:rPr>
+        <w:t>_</w:t>
+      </w:r>
+      <w:r>
+        <w:rPr>
+          <w:sz w:val="18"/>
+          <w:szCs w:val="18"/>
+          <w:lang w:val="en-US"/>
+        </w:rPr>
+        <w:t>id</w:t>
+      </w:r>
+      <w:r>
+        <w:rPr>
+          <w:sz w:val="18"/>
+          <w:szCs w:val="18"/>
+        </w:rPr>
+        <w:t xml:space="preserve"> %} от {{ </w:t>
+      </w:r>
+      <w:r>
+        <w:rPr>
+          <w:sz w:val="18"/>
+          <w:szCs w:val="18"/>
+          <w:lang w:val="en-US"/>
+        </w:rPr>
+        <w:t>pts</w:t>
+      </w:r>
+      <w:r>
+        <w:rPr>
+          <w:sz w:val="18"/>
+          <w:szCs w:val="18"/>
+        </w:rPr>
+        <w:t>_</w:t>
+      </w:r>
+      <w:r>
+        <w:rPr>
+          <w:sz w:val="18"/>
+          <w:szCs w:val="18"/>
+          <w:lang w:val="en-US"/>
+        </w:rPr>
+        <w:t>date</w:t>
+      </w:r>
+      <w:r>
+        <w:rPr>
+          <w:sz w:val="18"/>
+          <w:szCs w:val="18"/>
+        </w:rPr>
+        <w:t xml:space="preserve"> }}{% </w:t>
+      </w:r>
+      <w:r>
+        <w:rPr>
+          <w:sz w:val="18"/>
+          <w:szCs w:val="18"/>
+          <w:lang w:val="en-US"/>
+        </w:rPr>
+        <w:t>endif</w:t>
+      </w:r>
+      <w:r>
+        <w:rPr>
+          <w:sz w:val="18"/>
+          <w:szCs w:val="18"/>
+        </w:rPr>
+        <w:t xml:space="preserve"> %}{% </w:t>
+      </w:r>
+      <w:r>
+        <w:rPr>
+          <w:sz w:val="18"/>
+          <w:szCs w:val="18"/>
+          <w:lang w:val="en-US"/>
+        </w:rPr>
+        <w:t>if</w:t>
+      </w:r>
+      <w:r>
+        <w:rPr>
+          <w:sz w:val="18"/>
+          <w:szCs w:val="18"/>
+        </w:rPr>
+        <w:t xml:space="preserve"> </w:t>
+      </w:r>
+      <w:r>
+        <w:rPr>
+          <w:sz w:val="18"/>
+          <w:szCs w:val="18"/>
+          <w:lang w:val="en-US"/>
+        </w:rPr>
+        <w:t>not</w:t>
+      </w:r>
+      <w:r>
+        <w:rPr>
+          <w:sz w:val="18"/>
+          <w:szCs w:val="18"/>
+        </w:rPr>
+        <w:t xml:space="preserve"> </w:t>
+      </w:r>
+      <w:r>
+        <w:rPr>
+          <w:sz w:val="18"/>
+          <w:szCs w:val="18"/>
+          <w:lang w:val="en-US"/>
+        </w:rPr>
+        <w:t>pts</w:t>
+      </w:r>
+      <w:r>
+        <w:rPr>
+          <w:sz w:val="18"/>
+          <w:szCs w:val="18"/>
+        </w:rPr>
+        <w:t>_</w:t>
+      </w:r>
+      <w:r>
+        <w:rPr>
+          <w:sz w:val="18"/>
+          <w:szCs w:val="18"/>
+          <w:lang w:val="en-US"/>
+        </w:rPr>
+        <w:t>id</w:t>
+      </w:r>
+      <w:r>
+        <w:rPr>
+          <w:sz w:val="18"/>
+          <w:szCs w:val="18"/>
+        </w:rPr>
+        <w:t xml:space="preserve"> %}Отсутствует{% </w:t>
+      </w:r>
+      <w:r>
+        <w:rPr>
+          <w:sz w:val="18"/>
+          <w:szCs w:val="18"/>
+          <w:lang w:val="en-US"/>
+        </w:rPr>
+        <w:t>endif</w:t>
+      </w:r>
+      <w:r>
+        <w:rPr>
+          <w:sz w:val="18"/>
+          <w:szCs w:val="18"/>
+        </w:rPr>
+        <w:t xml:space="preserve"> %}</w:t>
       </w:r>
     </w:p>
     <w:p>
@@ -14941,6 +15726,7 @@
   <w:style w:type="character" w:default="1" w:styleId="a0">
     <w:name w:val="Default Paragraph Font"/>
     <w:uiPriority w:val="1"/>
+    <w:semiHidden/>
     <w:unhideWhenUsed/>
   </w:style>
   <w:style w:type="table" w:default="1" w:styleId="a1">
